--- a/homework/hw-07.docx
+++ b/homework/hw-07.docx
@@ -7,7 +7,7 @@
         <w:pStyle w:val="Title"/>
       </w:pPr>
       <w:r>
-        <w:t xml:space="preserve">Homework 7 · Workshop Write-Up &amp; Final-Project Dataset Selection</w:t>
+        <w:t xml:space="preserve">Homework 7 · Explore Two Datasets, Choose One</w:t>
       </w:r>
     </w:p>
     <w:p>
@@ -48,22 +48,7 @@
         <w:t xml:space="preserve"> </w:t>
       </w:r>
       <w:r>
-        <w:t xml:space="preserve">script file. Include comments explaining your code and answering the interpretive prompts. Submit your</w:t>
-      </w:r>
-      <w:r>
-        <w:t xml:space="preserve"> </w:t>
-      </w:r>
-      <w:r>
-        <w:rPr>
-          <w:rStyle w:val="VerbatimChar"/>
-        </w:rPr>
-        <w:t xml:space="preserve">.R</w:t>
-      </w:r>
-      <w:r>
-        <w:t xml:space="preserve"> </w:t>
-      </w:r>
-      <w:r>
-        <w:t xml:space="preserve">file via</w:t>
+        <w:t xml:space="preserve">script and submit it via</w:t>
       </w:r>
       <w:r>
         <w:t xml:space="preserve"> </w:t>
@@ -76,18 +61,7 @@
         <w:t xml:space="preserve">Canvas</w:t>
       </w:r>
       <w:r>
-        <w:t xml:space="preserve"> </w:t>
-      </w:r>
-      <w:r>
-        <w:t xml:space="preserve">for credit.</w:t>
-      </w:r>
-    </w:p>
-    <w:p>
-      <w:pPr>
-        <w:pStyle w:val="BodyText"/>
-      </w:pPr>
-      <w:r>
-        <w:t xml:space="preserve">This homework finishes what Lab 7 started: the pipeline, run on</w:t>
+        <w:t xml:space="preserve">. Answer every prompt marked</w:t>
       </w:r>
       <w:r>
         <w:t xml:space="preserve"> </w:t>
@@ -97,26 +71,42 @@
           <w:b/>
           <w:bCs/>
         </w:rPr>
-        <w:t xml:space="preserve">the dataset you’re proposing for your final project</w:t>
-      </w:r>
-      <w:r>
-        <w:t xml:space="preserve"> </w:t>
-      </w:r>
-      <w:r>
-        <w:t xml:space="preserve">— and it doubles as your</w:t>
-      </w:r>
-      <w:r>
-        <w:t xml:space="preserve"> </w:t>
-      </w:r>
-      <w:r>
-        <w:rPr>
-          <w:b/>
-          <w:bCs/>
-        </w:rPr>
-        <w:t xml:space="preserve">formal dataset selection</w:t>
-      </w:r>
-      <w:r>
-        <w:t xml:space="preserve">, which is due now so your project can start moving at the Session 8 checkpoint. Requirements and milestones for the project live on the</w:t>
+        <w:t xml:space="preserve">(comment)</w:t>
+      </w:r>
+      <w:r>
+        <w:t xml:space="preserve"> </w:t>
+      </w:r>
+      <w:r>
+        <w:t xml:space="preserve">in a comment (</w:t>
+      </w:r>
+      <w:r>
+        <w:rPr>
+          <w:rStyle w:val="VerbatimChar"/>
+        </w:rPr>
+        <w:t xml:space="preserve">#</w:t>
+      </w:r>
+      <w:r>
+        <w:t xml:space="preserve">) in your script. I will run your script, so every line has to be either code or start with</w:t>
+      </w:r>
+      <w:r>
+        <w:t xml:space="preserve"> </w:t>
+      </w:r>
+      <w:r>
+        <w:rPr>
+          <w:rStyle w:val="VerbatimChar"/>
+        </w:rPr>
+        <w:t xml:space="preserve">#</w:t>
+      </w:r>
+      <w:r>
+        <w:t xml:space="preserve">.</w:t>
+      </w:r>
+    </w:p>
+    <w:p>
+      <w:pPr>
+        <w:pStyle w:val="BodyText"/>
+      </w:pPr>
+      <w:r>
+        <w:t xml:space="preserve">This week you choose the dataset for your final project. Explore two options first, then commit to one. The options, with the one line that loads each, are on the</w:t>
       </w:r>
       <w:r>
         <w:t xml:space="preserve"> </w:t>
@@ -125,12 +115,17 @@
         <w:r>
           <w:rPr>
             <w:rStyle w:val="Hyperlink"/>
+            <w:b/>
+            <w:bCs/>
           </w:rPr>
-          <w:t xml:space="preserve">final project page</w:t>
+          <w:t xml:space="preserve">Final-Project Data Options</w:t>
         </w:r>
       </w:hyperlink>
       <w:r>
-        <w:t xml:space="preserve">.</w:t>
+        <w:t xml:space="preserve"> </w:t>
+      </w:r>
+      <w:r>
+        <w:t xml:space="preserve">page. You may use any dataset on that page, including the ones we worked in class, as long as your question goes beyond what we did in class. If you found a dataset somewhere else, clear it with me first. The course datasets (Chicago, crash, officers, prisoners, neighborhoods, cities, reentry) are not eligible.</w:t>
       </w:r>
     </w:p>
     <w:p>
@@ -138,16 +133,33 @@
         <w:pStyle w:val="BodyText"/>
       </w:pPr>
       <w:r>
-        <w:t xml:space="preserve">If Lab 7 went well, most of Part 1 is already sitting in your lab script — clean it up, complete what’s missing, and answer every prompt below in comments. If your lab dataset died on the operating table (it happens, and it’s why we workshop first), find its replacement, run the same pipeline on it, and say in a comment what killed candidate #1.</w:t>
-      </w:r>
-    </w:p>
-    <w:bookmarkStart w:id="21" w:name="part-1-the-pipeline-write-up"/>
+        <w:t xml:space="preserve">Start your script with:</w:t>
+      </w:r>
+    </w:p>
+    <w:p>
+      <w:pPr>
+        <w:pStyle w:val="SourceCode"/>
+      </w:pPr>
+      <w:r>
+        <w:rPr>
+          <w:rStyle w:val="FunctionTok"/>
+        </w:rPr>
+        <w:t xml:space="preserve">library</w:t>
+      </w:r>
+      <w:r>
+        <w:rPr>
+          <w:rStyle w:val="NormalTok"/>
+        </w:rPr>
+        <w:t xml:space="preserve">(tidyverse)</w:t>
+      </w:r>
+    </w:p>
+    <w:bookmarkStart w:id="21" w:name="part-1-explore-two-datasets"/>
     <w:p>
       <w:pPr>
         <w:pStyle w:val="Heading2"/>
       </w:pPr>
       <w:r>
-        <w:t xml:space="preserve">Part 1: The Pipeline Write-Up</w:t>
+        <w:t xml:space="preserve">Part 1: Explore Two Datasets</w:t>
       </w:r>
     </w:p>
     <w:p>
@@ -155,7 +167,7 @@
         <w:pStyle w:val="FirstParagraph"/>
       </w:pPr>
       <w:r>
-        <w:t xml:space="preserve">Run each step on your proposed dataset. Every prompt marked</w:t>
+        <w:t xml:space="preserve">Do all five steps for</w:t>
       </w:r>
       <w:r>
         <w:t xml:space="preserve"> </w:t>
@@ -165,13 +177,22 @@
           <w:b/>
           <w:bCs/>
         </w:rPr>
-        <w:t xml:space="preserve">(comment)</w:t>
-      </w:r>
-      <w:r>
-        <w:t xml:space="preserve"> </w:t>
-      </w:r>
-      <w:r>
-        <w:t xml:space="preserve">gets an explicit written answer in your script.</w:t>
+        <w:t xml:space="preserve">each</w:t>
+      </w:r>
+      <w:r>
+        <w:t xml:space="preserve"> </w:t>
+      </w:r>
+      <w:r>
+        <w:t xml:space="preserve">of your two datasets, under a clear header (</w:t>
+      </w:r>
+      <w:r>
+        <w:rPr>
+          <w:rStyle w:val="VerbatimChar"/>
+        </w:rPr>
+        <w:t xml:space="preserve"># ---- Dataset 1: ... ----</w:t>
+      </w:r>
+      <w:r>
+        <w:t xml:space="preserve">).</w:t>
       </w:r>
     </w:p>
     <w:p>
@@ -186,13 +207,16 @@
           <w:b/>
           <w:bCs/>
         </w:rPr>
-        <w:t xml:space="preserve">Import.</w:t>
-      </w:r>
-      <w:r>
-        <w:t xml:space="preserve"> </w:t>
-      </w:r>
-      <w:r>
-        <w:t xml:space="preserve">Working code that reads your dataset into R (</w:t>
+        <w:t xml:space="preserve">Load it.</w:t>
+      </w:r>
+      <w:r>
+        <w:t xml:space="preserve"> </w:t>
+      </w:r>
+      <w:r>
+        <w:t xml:space="preserve">The</w:t>
+      </w:r>
+      <w:r>
+        <w:t xml:space="preserve"> </w:t>
       </w:r>
       <w:r>
         <w:rPr>
@@ -201,7 +225,10 @@
         <w:t xml:space="preserve">read_csv()</w:t>
       </w:r>
       <w:r>
-        <w:t xml:space="preserve">,</w:t>
+        <w:t xml:space="preserve"> </w:t>
+      </w:r>
+      <w:r>
+        <w:t xml:space="preserve">line from the data options page (or, for a dataset you found, the line that reads it; no</w:t>
       </w:r>
       <w:r>
         <w:t xml:space="preserve"> </w:t>
@@ -210,22 +237,13 @@
         <w:rPr>
           <w:rStyle w:val="VerbatimChar"/>
         </w:rPr>
-        <w:t xml:space="preserve">read_excel()</w:t>
-      </w:r>
-      <w:r>
-        <w:t xml:space="preserve">, or whatever the format requires), including any fixes for columns R guessed wrong — dates especially. I will run your script, so if the data can’t be downloaded from a URL, say where the file comes from in a comment and use a plain relative path (no</w:t>
-      </w:r>
-      <w:r>
-        <w:t xml:space="preserve"> </w:t>
-      </w:r>
-      <w:r>
-        <w:rPr>
-          <w:rStyle w:val="VerbatimChar"/>
-        </w:rPr>
         <w:t xml:space="preserve">setwd()</w:t>
       </w:r>
       <w:r>
-        <w:t xml:space="preserve">, no absolute paths).</w:t>
+        <w:t xml:space="preserve"> </w:t>
+      </w:r>
+      <w:r>
+        <w:t xml:space="preserve">and no paths to your own computer).</w:t>
       </w:r>
     </w:p>
     <w:p>
@@ -240,13 +258,28 @@
           <w:b/>
           <w:bCs/>
         </w:rPr>
-        <w:t xml:space="preserve">Data source (comment).</w:t>
-      </w:r>
-      <w:r>
-        <w:t xml:space="preserve"> </w:t>
-      </w:r>
-      <w:r>
-        <w:t xml:space="preserve">Where the data comes from: who collected it, what it covers (years, geography), and a link or citation. If you had to request, scrape, or hand-download it, say so.</w:t>
+        <w:t xml:space="preserve">Look at it.</w:t>
+      </w:r>
+      <w:r>
+        <w:t xml:space="preserve"> </w:t>
+      </w:r>
+      <w:r>
+        <w:t xml:space="preserve">Run</w:t>
+      </w:r>
+      <w:r>
+        <w:t xml:space="preserve"> </w:t>
+      </w:r>
+      <w:r>
+        <w:rPr>
+          <w:rStyle w:val="VerbatimChar"/>
+        </w:rPr>
+        <w:t xml:space="preserve">glimpse()</w:t>
+      </w:r>
+      <w:r>
+        <w:t xml:space="preserve"> </w:t>
+      </w:r>
+      <w:r>
+        <w:t xml:space="preserve">on it.</w:t>
       </w:r>
     </w:p>
     <w:p>
@@ -261,7 +294,7 @@
           <w:b/>
           <w:bCs/>
         </w:rPr>
-        <w:t xml:space="preserve">Unit of analysis (comment).</w:t>
+        <w:t xml:space="preserve">What is one row? (comment)</w:t>
       </w:r>
       <w:r>
         <w:t xml:space="preserve"> </w:t>
@@ -280,7 +313,7 @@
         <w:t xml:space="preserve">what</w:t>
       </w:r>
       <w:r>
-        <w:t xml:space="preserve">? (One incident? One person? One agency-year? One neighborhood?) If the answer took you a while to figure out, note what confused you — that confusion is diagnostic.</w:t>
+        <w:t xml:space="preserve">? (A person? An arrest? A stop? A state?) And how many rows are there?</w:t>
       </w:r>
     </w:p>
     <w:p>
@@ -295,13 +328,13 @@
           <w:b/>
           <w:bCs/>
         </w:rPr>
-        <w:t xml:space="preserve">Key variables and levels of measurement (comment).</w:t>
-      </w:r>
-      <w:r>
-        <w:t xml:space="preserve"> </w:t>
-      </w:r>
-      <w:r>
-        <w:t xml:space="preserve">List the variables you plan to use in the final project. For each, give its level of measurement — nominal, ordinal, interval, or ratio, from Session 1 — and note whether R currently stores it sensibly (a nominal variable stored as numbers, like</w:t>
+        <w:t xml:space="preserve">One count or summary.</w:t>
+      </w:r>
+      <w:r>
+        <w:t xml:space="preserve"> </w:t>
+      </w:r>
+      <w:r>
+        <w:t xml:space="preserve">Run one</w:t>
       </w:r>
       <w:r>
         <w:t xml:space="preserve"> </w:t>
@@ -310,10 +343,44 @@
         <w:rPr>
           <w:rStyle w:val="VerbatimChar"/>
         </w:rPr>
-        <w:t xml:space="preserve">race = 1, 2, 3</w:t>
-      </w:r>
-      <w:r>
-        <w:t xml:space="preserve">, is a trap worth flagging now).</w:t>
+        <w:t xml:space="preserve">count()</w:t>
+      </w:r>
+      <w:r>
+        <w:t xml:space="preserve"> </w:t>
+      </w:r>
+      <w:r>
+        <w:t xml:space="preserve">or</w:t>
+      </w:r>
+      <w:r>
+        <w:t xml:space="preserve"> </w:t>
+      </w:r>
+      <w:r>
+        <w:rPr>
+          <w:rStyle w:val="VerbatimChar"/>
+        </w:rPr>
+        <w:t xml:space="preserve">summarize()</w:t>
+      </w:r>
+      <w:r>
+        <w:t xml:space="preserve"> </w:t>
+      </w:r>
+      <w:r>
+        <w:t xml:space="preserve">on a variable you find interesting.</w:t>
+      </w:r>
+      <w:r>
+        <w:t xml:space="preserve"> </w:t>
+      </w:r>
+      <w:r>
+        <w:rPr>
+          <w:b/>
+          <w:bCs/>
+        </w:rPr>
+        <w:t xml:space="preserve">(comment)</w:t>
+      </w:r>
+      <w:r>
+        <w:t xml:space="preserve"> </w:t>
+      </w:r>
+      <w:r>
+        <w:t xml:space="preserve">In one sentence, say what it shows, with the numbers.</w:t>
       </w:r>
     </w:p>
     <w:p>
@@ -328,191 +395,40 @@
           <w:b/>
           <w:bCs/>
         </w:rPr>
-        <w:t xml:space="preserve">Missingness.</w:t>
-      </w:r>
-      <w:r>
-        <w:t xml:space="preserve"> </w:t>
-      </w:r>
-      <w:r>
-        <w:t xml:space="preserve">Count missing values in every column (the</w:t>
-      </w:r>
-      <w:r>
-        <w:t xml:space="preserve"> </w:t>
+        <w:t xml:space="preserve">One question it could answer. (comment)</w:t>
+      </w:r>
+      <w:r>
+        <w:t xml:space="preserve"> </w:t>
+      </w:r>
+      <w:r>
+        <w:t xml:space="preserve">Write one question this dataset could answer, and name the variables: the two groups and the outcome (like tonight), or two variables you would expect to be related (like you will do in Sessions 10 and 11).</w:t>
+      </w:r>
+    </w:p>
+    <w:bookmarkEnd w:id="21"/>
+    <w:bookmarkStart w:id="22" w:name="part-2-choose-one"/>
+    <w:p>
+      <w:pPr>
+        <w:pStyle w:val="Heading2"/>
+      </w:pPr>
+      <w:r>
+        <w:t xml:space="preserve">Part 2: Choose One</w:t>
+      </w:r>
+    </w:p>
+    <w:p>
+      <w:pPr>
+        <w:pStyle w:val="FirstParagraph"/>
+      </w:pPr>
+      <w:r>
+        <w:t xml:space="preserve">Add a clearly marked final section (</w:t>
       </w:r>
       <w:r>
         <w:rPr>
           <w:rStyle w:val="VerbatimChar"/>
         </w:rPr>
-        <w:t xml:space="preserve">across()</w:t>
-      </w:r>
-      <w:r>
-        <w:t xml:space="preserve"> </w:t>
-      </w:r>
-      <w:r>
-        <w:t xml:space="preserve">+</w:t>
-      </w:r>
-      <w:r>
-        <w:t xml:space="preserve"> </w:t>
-      </w:r>
-      <w:r>
-        <w:rPr>
-          <w:rStyle w:val="VerbatimChar"/>
-        </w:rPr>
-        <w:t xml:space="preserve">pivot_longer()</w:t>
-      </w:r>
-      <w:r>
-        <w:t xml:space="preserve"> </w:t>
-      </w:r>
-      <w:r>
-        <w:t xml:space="preserve">pattern from Lab 7 or any equivalent).</w:t>
-      </w:r>
-      <w:r>
-        <w:t xml:space="preserve"> </w:t>
-      </w:r>
-      <w:r>
-        <w:rPr>
-          <w:b/>
-          <w:bCs/>
-        </w:rPr>
-        <w:t xml:space="preserve">(comment)</w:t>
-      </w:r>
-      <w:r>
-        <w:t xml:space="preserve"> </w:t>
-      </w:r>
-      <w:r>
-        <w:t xml:space="preserve">Which of</w:t>
-      </w:r>
-      <w:r>
-        <w:t xml:space="preserve"> </w:t>
-      </w:r>
-      <w:r>
-        <w:rPr>
-          <w:i/>
-          <w:iCs/>
-        </w:rPr>
-        <w:t xml:space="preserve">your</w:t>
-      </w:r>
-      <w:r>
-        <w:t xml:space="preserve"> </w:t>
-      </w:r>
-      <w:r>
-        <w:t xml:space="preserve">key variables are affected, why is the data missing (structural, or trouble?), and what is your plan — drop rows, drop a variable, or find supplemental data?</w:t>
-      </w:r>
-    </w:p>
-    <w:p>
-      <w:pPr>
-        <w:numPr>
-          <w:ilvl w:val="0"/>
-          <w:numId w:val="1001"/>
-        </w:numPr>
-      </w:pPr>
-      <w:r>
-        <w:rPr>
-          <w:b/>
-          <w:bCs/>
-        </w:rPr>
-        <w:t xml:space="preserve">One descriptive finding.</w:t>
-      </w:r>
-      <w:r>
-        <w:t xml:space="preserve"> </w:t>
-      </w:r>
-      <w:r>
-        <w:t xml:space="preserve">A summary table (</w:t>
-      </w:r>
-      <w:r>
-        <w:rPr>
-          <w:rStyle w:val="VerbatimChar"/>
-        </w:rPr>
-        <w:t xml:space="preserve">summarize()</w:t>
-      </w:r>
-      <w:r>
-        <w:t xml:space="preserve"> </w:t>
-      </w:r>
-      <w:r>
-        <w:t xml:space="preserve">or</w:t>
-      </w:r>
-      <w:r>
-        <w:t xml:space="preserve"> </w:t>
-      </w:r>
-      <w:r>
-        <w:rPr>
-          <w:rStyle w:val="VerbatimChar"/>
-        </w:rPr>
-        <w:t xml:space="preserve">count()</w:t>
-      </w:r>
-      <w:r>
-        <w:t xml:space="preserve">) that shows something substantively interesting about a key variable.</w:t>
-      </w:r>
-      <w:r>
-        <w:t xml:space="preserve"> </w:t>
-      </w:r>
-      <w:r>
-        <w:rPr>
-          <w:b/>
-          <w:bCs/>
-        </w:rPr>
-        <w:t xml:space="preserve">(comment)</w:t>
-      </w:r>
-      <w:r>
-        <w:t xml:space="preserve"> </w:t>
-      </w:r>
-      <w:r>
-        <w:t xml:space="preserve">State the finding in one precise sentence — numbers included, no more claimed than the table shows.</w:t>
-      </w:r>
-    </w:p>
-    <w:p>
-      <w:pPr>
-        <w:numPr>
-          <w:ilvl w:val="0"/>
-          <w:numId w:val="1001"/>
-        </w:numPr>
-      </w:pPr>
-      <w:r>
-        <w:rPr>
-          <w:b/>
-          <w:bCs/>
-        </w:rPr>
-        <w:t xml:space="preserve">One visualization.</w:t>
-      </w:r>
-      <w:r>
-        <w:t xml:space="preserve"> </w:t>
-      </w:r>
-      <w:r>
-        <w:t xml:space="preserve">A polished ggplot — labeled axes, title, units.</w:t>
-      </w:r>
-      <w:r>
-        <w:t xml:space="preserve"> </w:t>
-      </w:r>
-      <w:r>
-        <w:rPr>
-          <w:b/>
-          <w:bCs/>
-        </w:rPr>
-        <w:t xml:space="preserve">(comment)</w:t>
-      </w:r>
-      <w:r>
-        <w:t xml:space="preserve"> </w:t>
-      </w:r>
-      <w:r>
-        <w:t xml:space="preserve">One sentence on what the plot shows, and one on any surprise or complication it revealed.</w:t>
-      </w:r>
-    </w:p>
-    <w:bookmarkEnd w:id="21"/>
-    <w:bookmarkStart w:id="22" w:name="part-2-formal-dataset-selection"/>
-    <w:p>
-      <w:pPr>
-        <w:pStyle w:val="Heading2"/>
-      </w:pPr>
-      <w:r>
-        <w:t xml:space="preserve">Part 2: Formal Dataset Selection</w:t>
-      </w:r>
-    </w:p>
-    <w:p>
-      <w:pPr>
-        <w:pStyle w:val="FirstParagraph"/>
-      </w:pPr>
-      <w:r>
-        <w:t xml:space="preserve">This section is your dataset-selection submission for the final project — the declaration the rest of the semester builds on. Parts of it (source, import, preview) already exist in your Part 1 code; what’s new is the commitment. Add a clearly-marked final section to your script that provides:</w:t>
+        <w:t xml:space="preserve"># ---- My final-project dataset ----</w:t>
+      </w:r>
+      <w:r>
+        <w:t xml:space="preserve">) with:</w:t>
       </w:r>
     </w:p>
     <w:p>
@@ -527,13 +443,13 @@
           <w:b/>
           <w:bCs/>
         </w:rPr>
-        <w:t xml:space="preserve">Dataset name and source</w:t>
-      </w:r>
-      <w:r>
-        <w:t xml:space="preserve"> </w:t>
-      </w:r>
-      <w:r>
-        <w:t xml:space="preserve">— repeated in one place, even if it appears in Part 1.</w:t>
+        <w:t xml:space="preserve">Your choice (comment):</w:t>
+      </w:r>
+      <w:r>
+        <w:t xml:space="preserve"> </w:t>
+      </w:r>
+      <w:r>
+        <w:t xml:space="preserve">which dataset, and in two or three sentences, why this one and not the other.</w:t>
       </w:r>
     </w:p>
     <w:p>
@@ -548,28 +464,28 @@
           <w:b/>
           <w:bCs/>
         </w:rPr>
-        <w:t xml:space="preserve">Your research question</w:t>
-      </w:r>
-      <w:r>
-        <w:t xml:space="preserve">, stated in one sentence. A question, not a topic:</w:t>
-      </w:r>
-      <w:r>
-        <w:t xml:space="preserve"> </w:t>
-      </w:r>
-      <w:r>
-        <w:t xml:space="preserve">“does X differ by / relate to Y,”</w:t>
-      </w:r>
-      <w:r>
-        <w:t xml:space="preserve"> </w:t>
-      </w:r>
-      <w:r>
-        <w:t xml:space="preserve">not</w:t>
-      </w:r>
-      <w:r>
-        <w:t xml:space="preserve"> </w:t>
-      </w:r>
-      <w:r>
-        <w:t xml:space="preserve">“sentencing.”</w:t>
+        <w:t xml:space="preserve">Your research question (comment),</w:t>
+      </w:r>
+      <w:r>
+        <w:t xml:space="preserve"> </w:t>
+      </w:r>
+      <w:r>
+        <w:t xml:space="preserve">in one sentence. A question, not a topic:</w:t>
+      </w:r>
+      <w:r>
+        <w:t xml:space="preserve"> </w:t>
+      </w:r>
+      <w:r>
+        <w:t xml:space="preserve">“do people released on parole get re-arrested less often?”</w:t>
+      </w:r>
+      <w:r>
+        <w:t xml:space="preserve">, not</w:t>
+      </w:r>
+      <w:r>
+        <w:t xml:space="preserve"> </w:t>
+      </w:r>
+      <w:r>
+        <w:t xml:space="preserve">“parole.”</w:t>
       </w:r>
     </w:p>
     <w:p>
@@ -584,10 +500,42 @@
           <w:b/>
           <w:bCs/>
         </w:rPr>
-        <w:t xml:space="preserve">The variables you plan to use to answer it</w:t>
-      </w:r>
-      <w:r>
-        <w:t xml:space="preserve">, with each one’s type (numeric, categorical) — a short list, drawn from your Part 1 inventory.</w:t>
+        <w:t xml:space="preserve">Your variables (comment).</w:t>
+      </w:r>
+      <w:r>
+        <w:t xml:space="preserve"> </w:t>
+      </w:r>
+      <w:r>
+        <w:t xml:space="preserve">The variables you plan to use to answer it, and for each one whether it is</w:t>
+      </w:r>
+      <w:r>
+        <w:t xml:space="preserve"> </w:t>
+      </w:r>
+      <w:r>
+        <w:rPr>
+          <w:b/>
+          <w:bCs/>
+        </w:rPr>
+        <w:t xml:space="preserve">numeric</w:t>
+      </w:r>
+      <w:r>
+        <w:t xml:space="preserve"> </w:t>
+      </w:r>
+      <w:r>
+        <w:t xml:space="preserve">or</w:t>
+      </w:r>
+      <w:r>
+        <w:t xml:space="preserve"> </w:t>
+      </w:r>
+      <w:r>
+        <w:rPr>
+          <w:b/>
+          <w:bCs/>
+        </w:rPr>
+        <w:t xml:space="preserve">categorical</w:t>
+      </w:r>
+      <w:r>
+        <w:t xml:space="preserve">.</w:t>
       </w:r>
     </w:p>
     <w:p>
@@ -602,13 +550,13 @@
           <w:b/>
           <w:bCs/>
         </w:rPr>
-        <w:t xml:space="preserve">A selection-criteria check (comments)</w:t>
-      </w:r>
-      <w:r>
-        <w:t xml:space="preserve"> </w:t>
-      </w:r>
-      <w:r>
-        <w:t xml:space="preserve">— confirm, honestly, that your dataset:</w:t>
+        <w:t xml:space="preserve">The selection check (comment).</w:t>
+      </w:r>
+      <w:r>
+        <w:t xml:space="preserve"> </w:t>
+      </w:r>
+      <w:r>
+        <w:t xml:space="preserve">Confirm, honestly, that your dataset:</w:t>
       </w:r>
     </w:p>
     <w:p>
@@ -630,13 +578,13 @@
           <w:b/>
           <w:bCs/>
         </w:rPr>
-        <w:t xml:space="preserve">criminal-justice topic</w:t>
-      </w:r>
-      <w:r>
-        <w:t xml:space="preserve"> </w:t>
-      </w:r>
-      <w:r>
-        <w:t xml:space="preserve">(e.g., policing, crime rates, courts, corrections, public opinion);</w:t>
+        <w:t xml:space="preserve">criminal justice</w:t>
+      </w:r>
+      <w:r>
+        <w:t xml:space="preserve"> </w:t>
+      </w:r>
+      <w:r>
+        <w:t xml:space="preserve">topic;</w:t>
       </w:r>
     </w:p>
     <w:p>
@@ -652,52 +600,13 @@
           <w:b/>
           <w:bCs/>
         </w:rPr>
-        <w:t xml:space="preserve">reads into R successfully</w:t>
-      </w:r>
-      <w:r>
-        <w:t xml:space="preserve"> </w:t>
-      </w:r>
-      <w:r>
-        <w:t xml:space="preserve">— via</w:t>
-      </w:r>
-      <w:r>
-        <w:t xml:space="preserve"> </w:t>
-      </w:r>
-      <w:r>
-        <w:rPr>
-          <w:rStyle w:val="VerbatimChar"/>
-        </w:rPr>
-        <w:t xml:space="preserve">read_csv()</w:t>
-      </w:r>
-      <w:r>
-        <w:t xml:space="preserve">,</w:t>
-      </w:r>
-      <w:r>
-        <w:t xml:space="preserve"> </w:t>
-      </w:r>
-      <w:r>
-        <w:rPr>
-          <w:rStyle w:val="VerbatimChar"/>
-        </w:rPr>
-        <w:t xml:space="preserve">read_excel()</w:t>
-      </w:r>
-      <w:r>
-        <w:t xml:space="preserve">, or</w:t>
-      </w:r>
-      <w:r>
-        <w:t xml:space="preserve"> </w:t>
-      </w:r>
-      <w:r>
-        <w:rPr>
-          <w:rStyle w:val="VerbatimChar"/>
-        </w:rPr>
-        <w:t xml:space="preserve">data()</w:t>
-      </w:r>
-      <w:r>
-        <w:t xml:space="preserve"> </w:t>
-      </w:r>
-      <w:r>
-        <w:t xml:space="preserve">for a built-in set (your Part 1 import code is the proof);</w:t>
+        <w:t xml:space="preserve">reads into R</w:t>
+      </w:r>
+      <w:r>
+        <w:t xml:space="preserve"> </w:t>
+      </w:r>
+      <w:r>
+        <w:t xml:space="preserve">(your Part 1 code is the proof);</w:t>
       </w:r>
     </w:p>
     <w:p>
@@ -709,7 +618,7 @@
         </w:numPr>
       </w:pPr>
       <w:r>
-        <w:t xml:space="preserve">includes</w:t>
+        <w:t xml:space="preserve">has</w:t>
       </w:r>
       <w:r>
         <w:t xml:space="preserve"> </w:t>
@@ -719,13 +628,25 @@
           <w:b/>
           <w:bCs/>
         </w:rPr>
-        <w:t xml:space="preserve">numeric variables suitable for correlation and regression analysis</w:t>
-      </w:r>
-      <w:r>
-        <w:t xml:space="preserve"> </w:t>
-      </w:r>
-      <w:r>
-        <w:t xml:space="preserve">— the techniques coming in Sessions 10–11, which your final project will use.</w:t>
+        <w:t xml:space="preserve">numeric variables</w:t>
+      </w:r>
+      <w:r>
+        <w:t xml:space="preserve"> </w:t>
+      </w:r>
+      <w:r>
+        <w:t xml:space="preserve">that can go into a regression in Sessions 10 to 12. Name them. If your dataset is one the options page marks</w:t>
+      </w:r>
+      <w:r>
+        <w:t xml:space="preserve"> </w:t>
+      </w:r>
+      <w:r>
+        <w:t xml:space="preserve">“Limited,”</w:t>
+      </w:r>
+      <w:r>
+        <w:t xml:space="preserve"> </w:t>
+      </w:r>
+      <w:r>
+        <w:t xml:space="preserve">say which variables you would use and I will tell you at Session 8 whether it will work.</w:t>
       </w:r>
     </w:p>
     <w:p>
@@ -740,13 +661,13 @@
           <w:b/>
           <w:bCs/>
         </w:rPr>
-        <w:t xml:space="preserve">A basic preview</w:t>
-      </w:r>
-      <w:r>
-        <w:t xml:space="preserve"> </w:t>
-      </w:r>
-      <w:r>
-        <w:t xml:space="preserve">—</w:t>
+        <w:t xml:space="preserve">A preview.</w:t>
+      </w:r>
+      <w:r>
+        <w:t xml:space="preserve"> </w:t>
+      </w:r>
+      <w:r>
+        <w:t xml:space="preserve">Run</w:t>
       </w:r>
       <w:r>
         <w:t xml:space="preserve"> </w:t>
@@ -755,59 +676,41 @@
         <w:rPr>
           <w:rStyle w:val="VerbatimChar"/>
         </w:rPr>
-        <w:t xml:space="preserve">glimpse()</w:t>
-      </w:r>
-      <w:r>
-        <w:t xml:space="preserve"> </w:t>
-      </w:r>
-      <w:r>
-        <w:t xml:space="preserve">and/or</w:t>
-      </w:r>
-      <w:r>
-        <w:t xml:space="preserve"> </w:t>
-      </w:r>
-      <w:r>
-        <w:rPr>
-          <w:rStyle w:val="VerbatimChar"/>
-        </w:rPr>
         <w:t xml:space="preserve">summary()</w:t>
       </w:r>
       <w:r>
         <w:t xml:space="preserve"> </w:t>
       </w:r>
       <w:r>
-        <w:t xml:space="preserve">of your imported data, with the call left in the script so I see its output when I run it.</w:t>
-      </w:r>
-    </w:p>
-    <w:p>
-      <w:pPr>
-        <w:pStyle w:val="FirstParagraph"/>
-      </w:pPr>
+        <w:t xml:space="preserve">on your chosen dataset.</w:t>
+      </w:r>
+      <w:r>
+        <w:t xml:space="preserve"> </w:t>
+      </w:r>
       <w:r>
         <w:rPr>
           <w:b/>
           <w:bCs/>
         </w:rPr>
-        <w:t xml:space="preserve">Can’t decide between two datasets?</w:t>
-      </w:r>
-      <w:r>
-        <w:t xml:space="preserve"> </w:t>
-      </w:r>
-      <w:r>
-        <w:t xml:space="preserve">That’s allowed at this stage: run Part 1 on your primary candidate, include import code and the Part 2 declaration for</w:t>
-      </w:r>
-      <w:r>
-        <w:t xml:space="preserve"> </w:t>
-      </w:r>
-      <w:r>
-        <w:rPr>
-          <w:i/>
-          <w:iCs/>
-        </w:rPr>
-        <w:t xml:space="preserve">both</w:t>
-      </w:r>
-      <w:r>
-        <w:t xml:space="preserve">, and come to Session 8 ready to discuss the tradeoff — we’ll settle it at your project checkpoint.</w:t>
+        <w:t xml:space="preserve">(comment)</w:t>
+      </w:r>
+      <w:r>
+        <w:t xml:space="preserve"> </w:t>
+      </w:r>
+      <w:r>
+        <w:t xml:space="preserve">Name anything strange it shows: impossible values (a 999, a negative age), or a variable with a lot of</w:t>
+      </w:r>
+      <w:r>
+        <w:t xml:space="preserve"> </w:t>
+      </w:r>
+      <w:r>
+        <w:rPr>
+          <w:rStyle w:val="VerbatimChar"/>
+        </w:rPr>
+        <w:t xml:space="preserve">NA</w:t>
+      </w:r>
+      <w:r>
+        <w:t xml:space="preserve">s. If nothing is strange, say that.</w:t>
       </w:r>
     </w:p>
     <w:bookmarkEnd w:id="22"/>
@@ -876,13 +779,13 @@
           <w:b/>
           <w:bCs/>
         </w:rPr>
-        <w:t xml:space="preserve">Bring your dataset(s) and script to Session 8.</w:t>
-      </w:r>
-      <w:r>
-        <w:t xml:space="preserve"> </w:t>
-      </w:r>
-      <w:r>
-        <w:t xml:space="preserve">Project checkpoints begin that week: be prepared to discuss your data source, your research question, and any issues you encountered importing or cleaning your data.</w:t>
+        <w:t xml:space="preserve">Bring your chosen dataset to Session 8.</w:t>
+      </w:r>
+      <w:r>
+        <w:t xml:space="preserve"> </w:t>
+      </w:r>
+      <w:r>
+        <w:t xml:space="preserve">Project checkpoints begin there: be ready to say what one row is, what your question is, and which variables answer it.</w:t>
       </w:r>
     </w:p>
     <w:bookmarkEnd w:id="23"/>

--- a/homework/hw-07.docx
+++ b/homework/hw-07.docx
@@ -125,7 +125,39 @@
         <w:t xml:space="preserve"> </w:t>
       </w:r>
       <w:r>
-        <w:t xml:space="preserve">page. You may use any dataset on that page, including the ones we worked in class, as long as your question goes beyond what we did in class. If you found a dataset somewhere else, clear it with me first. The course datasets (Chicago, crash, officers, prisoners, neighborhoods, cities, reentry) are not eligible.</w:t>
+        <w:t xml:space="preserve">page. You may use any dataset on that page, including the reentry, pretrial, police stops, shootings, and risk-assessment data we worked in Session 7, as long as your question goes beyond what we did in class. If you found a dataset somewhere else, clear it with me first. The course datasets are</w:t>
+      </w:r>
+      <w:r>
+        <w:t xml:space="preserve"> </w:t>
+      </w:r>
+      <w:r>
+        <w:rPr>
+          <w:b/>
+          <w:bCs/>
+        </w:rPr>
+        <w:t xml:space="preserve">not</w:t>
+      </w:r>
+      <w:r>
+        <w:t xml:space="preserve"> </w:t>
+      </w:r>
+      <w:r>
+        <w:t xml:space="preserve">eligible: that includes the</w:t>
+      </w:r>
+      <w:r>
+        <w:t xml:space="preserve"> </w:t>
+      </w:r>
+      <w:r>
+        <w:rPr>
+          <w:b/>
+          <w:bCs/>
+        </w:rPr>
+        <w:t xml:space="preserve">Chicago</w:t>
+      </w:r>
+      <w:r>
+        <w:t xml:space="preserve"> </w:t>
+      </w:r>
+      <w:r>
+        <w:t xml:space="preserve">data from Session 7’s Example 3, plus crash, officers, prisoners, neighborhoods, cities, and reentry-wide.</w:t>
       </w:r>
     </w:p>
     <w:p>
@@ -779,13 +811,13 @@
           <w:b/>
           <w:bCs/>
         </w:rPr>
-        <w:t xml:space="preserve">Bring your chosen dataset to Session 8.</w:t>
-      </w:r>
-      <w:r>
-        <w:t xml:space="preserve"> </w:t>
-      </w:r>
-      <w:r>
-        <w:t xml:space="preserve">Project checkpoints begin there: be ready to say what one row is, what your question is, and which variables answer it.</w:t>
+        <w:t xml:space="preserve">Bring your chosen dataset to Session 8,</w:t>
+      </w:r>
+      <w:r>
+        <w:t xml:space="preserve"> </w:t>
+      </w:r>
+      <w:r>
+        <w:t xml:space="preserve">and be ready to say what one row is, what your question is, and which variables answer it.</w:t>
       </w:r>
     </w:p>
     <w:bookmarkEnd w:id="23"/>

--- a/homework/hw-07.docx
+++ b/homework/hw-07.docx
@@ -15,7 +15,7 @@
         <w:pStyle w:val="Subtitle"/>
       </w:pPr>
       <w:r>
-        <w:t xml:space="preserve">CRJU 705 · due by 11:59 pm Sunday ahead of Session 8</w:t>
+        <w:t xml:space="preserve">CRJU 705 · due by 11:59 pm Sunday, October 4 (ahead of Session 8)</w:t>
       </w:r>
     </w:p>
     <w:p>
@@ -433,7 +433,7 @@
         <w:t xml:space="preserve"> </w:t>
       </w:r>
       <w:r>
-        <w:t xml:space="preserve">Write one question this dataset could answer, and name the variables: the two groups and the outcome (like tonight), or two variables you would expect to be related (like you will do in Sessions 10 and 11).</w:t>
+        <w:t xml:space="preserve">Write one question this dataset could answer, and name the variables: the two groups and the outcome (like tonight), or two variables you would expect to be related (like you will do with correlation in Session 8 and regression in Sessions 10 and 11).</w:t>
       </w:r>
     </w:p>
     <w:bookmarkEnd w:id="21"/>
@@ -666,7 +666,7 @@
         <w:t xml:space="preserve"> </w:t>
       </w:r>
       <w:r>
-        <w:t xml:space="preserve">that can go into a regression in Sessions 10 to 12. Name them. If your dataset is one the options page marks</w:t>
+        <w:t xml:space="preserve">that can go into a regression in Sessions 10 and 11. Name them. If your dataset is one the options page marks</w:t>
       </w:r>
       <w:r>
         <w:t xml:space="preserve"> </w:t>
@@ -789,13 +789,48 @@
           <w:b/>
           <w:bCs/>
         </w:rPr>
-        <w:t xml:space="preserve">Canvas by 11:59 pm Sunday</w:t>
-      </w:r>
-      <w:r>
-        <w:t xml:space="preserve"> </w:t>
-      </w:r>
-      <w:r>
-        <w:t xml:space="preserve">ahead of Session 8.</w:t>
+        <w:t xml:space="preserve">Canvas by 11:59 pm Sunday, October 4</w:t>
+      </w:r>
+      <w:r>
+        <w:t xml:space="preserve">, ahead of Session 8.</w:t>
+      </w:r>
+    </w:p>
+    <w:p>
+      <w:pPr>
+        <w:pStyle w:val="Compact"/>
+        <w:numPr>
+          <w:ilvl w:val="0"/>
+          <w:numId w:val="1004"/>
+        </w:numPr>
+      </w:pPr>
+      <w:r>
+        <w:rPr>
+          <w:b/>
+          <w:bCs/>
+        </w:rPr>
+        <w:t xml:space="preserve">Also before Session 8:</w:t>
+      </w:r>
+      <w:r>
+        <w:t xml:space="preserve"> </w:t>
+      </w:r>
+      <w:r>
+        <w:t xml:space="preserve">read Stanton</w:t>
+      </w:r>
+      <w:r>
+        <w:t xml:space="preserve"> </w:t>
+      </w:r>
+      <w:r>
+        <w:rPr>
+          <w:b/>
+          <w:bCs/>
+        </w:rPr>
+        <w:t xml:space="preserve">Ch. 7</w:t>
+      </w:r>
+      <w:r>
+        <w:t xml:space="preserve"> </w:t>
+      </w:r>
+      <w:r>
+        <w:t xml:space="preserve">(Measures of Association). Session 8 is correlation, then midterm review.</w:t>
       </w:r>
     </w:p>
     <w:p>

--- a/homework/hw-07.docx
+++ b/homework/hw-07.docx
@@ -15,7 +15,7 @@
         <w:pStyle w:val="Subtitle"/>
       </w:pPr>
       <w:r>
-        <w:t xml:space="preserve">CRJU 705 · due by 11:59 pm Sunday, October 4 (ahead of Session 8)</w:t>
+        <w:t xml:space="preserve">CRJU 705 · due by 11:59 pm Sunday ahead of Session 8</w:t>
       </w:r>
     </w:p>
     <w:p>
@@ -433,7 +433,7 @@
         <w:t xml:space="preserve"> </w:t>
       </w:r>
       <w:r>
-        <w:t xml:space="preserve">Write one question this dataset could answer, and name the variables: the two groups and the outcome (like tonight), or two variables you would expect to be related (like you will do with correlation in Session 8 and regression in Sessions 10 and 11).</w:t>
+        <w:t xml:space="preserve">Write one question this dataset could answer, and name the variables: the two groups and the outcome (like tonight), or two variables you would expect to be related (like you will do in Sessions 10 and 11).</w:t>
       </w:r>
     </w:p>
     <w:bookmarkEnd w:id="21"/>
@@ -666,7 +666,7 @@
         <w:t xml:space="preserve"> </w:t>
       </w:r>
       <w:r>
-        <w:t xml:space="preserve">that can go into a regression in Sessions 10 and 11. Name them. If your dataset is one the options page marks</w:t>
+        <w:t xml:space="preserve">that can go into a regression in Sessions 10 to 12. Name them. If your dataset is one the options page marks</w:t>
       </w:r>
       <w:r>
         <w:t xml:space="preserve"> </w:t>
@@ -789,48 +789,13 @@
           <w:b/>
           <w:bCs/>
         </w:rPr>
-        <w:t xml:space="preserve">Canvas by 11:59 pm Sunday, October 4</w:t>
-      </w:r>
-      <w:r>
-        <w:t xml:space="preserve">, ahead of Session 8.</w:t>
-      </w:r>
-    </w:p>
-    <w:p>
-      <w:pPr>
-        <w:pStyle w:val="Compact"/>
-        <w:numPr>
-          <w:ilvl w:val="0"/>
-          <w:numId w:val="1004"/>
-        </w:numPr>
-      </w:pPr>
-      <w:r>
-        <w:rPr>
-          <w:b/>
-          <w:bCs/>
-        </w:rPr>
-        <w:t xml:space="preserve">Also before Session 8:</w:t>
-      </w:r>
-      <w:r>
-        <w:t xml:space="preserve"> </w:t>
-      </w:r>
-      <w:r>
-        <w:t xml:space="preserve">read Stanton</w:t>
-      </w:r>
-      <w:r>
-        <w:t xml:space="preserve"> </w:t>
-      </w:r>
-      <w:r>
-        <w:rPr>
-          <w:b/>
-          <w:bCs/>
-        </w:rPr>
-        <w:t xml:space="preserve">Ch. 7</w:t>
-      </w:r>
-      <w:r>
-        <w:t xml:space="preserve"> </w:t>
-      </w:r>
-      <w:r>
-        <w:t xml:space="preserve">(Measures of Association). Session 8 is correlation, then midterm review.</w:t>
+        <w:t xml:space="preserve">Canvas by 11:59 pm Sunday</w:t>
+      </w:r>
+      <w:r>
+        <w:t xml:space="preserve"> </w:t>
+      </w:r>
+      <w:r>
+        <w:t xml:space="preserve">ahead of Session 8.</w:t>
       </w:r>
     </w:p>
     <w:p>
